--- a/LINXCO-HACKATON/plantillas/Plantilla Derecho de Petición Ausencia de Transporte Escolar.docx
+++ b/LINXCO-HACKATON/plantillas/Plantilla Derecho de Petición Ausencia de Transporte Escolar.docx
@@ -1,108 +1,709 @@
 
 <file path=word/document.xml><?xml version="1.0" encoding="utf-8"?>
-<w:document xmlns:w="http://schemas.openxmlformats.org/wordprocessingml/2006/main">
+<w:document xmlns:wpc="http://schemas.microsoft.com/office/word/2010/wordprocessingCanvas" xmlns:cx="http://schemas.microsoft.com/office/drawing/2014/chartex" xmlns:cx1="http://schemas.microsoft.com/office/drawing/2015/9/8/chartex" xmlns:cx2="http://schemas.microsoft.com/office/drawing/2015/10/21/chartex" xmlns:cx3="http://schemas.microsoft.com/office/drawing/2016/5/9/chartex" xmlns:cx4="http://schemas.microsoft.com/office/drawing/2016/5/10/chartex" xmlns:cx5="http://schemas.microsoft.com/office/drawing/2016/5/11/chartex" xmlns:cx6="http://schemas.microsoft.com/office/drawing/2016/5/12/chartex" xmlns:cx7="http://schemas.microsoft.com/office/drawing/2016/5/13/chartex" xmlns:cx8="http://schemas.microsoft.com/office/drawing/2016/5/14/chartex" xmlns:mc="http://schemas.openxmlformats.org/markup-compatibility/2006" xmlns:aink="http://schemas.microsoft.com/office/drawing/2016/ink" xmlns:am3d="http://schemas.microsoft.com/office/drawing/2017/model3d" xmlns:o="urn:schemas-microsoft-com:office:office" xmlns:r="http://schemas.openxmlformats.org/officeDocument/2006/relationships" xmlns:m="http://schemas.openxmlformats.org/officeDocument/2006/math" xmlns:v="urn:schemas-microsoft-com:vml" xmlns:wp14="http://schemas.microsoft.com/office/word/2010/wordprocessingDrawing" xmlns:wp="http://schemas.openxmlformats.org/drawingml/2006/wordprocessingDrawing" xmlns:w10="urn:schemas-microsoft-com:office:word" xmlns:w="http://schemas.openxmlformats.org/wordprocessingml/2006/main" xmlns:w14="http://schemas.microsoft.com/office/word/2010/wordml" xmlns:w15="http://schemas.microsoft.com/office/word/2012/wordml" xmlns:w16cex="http://schemas.microsoft.com/office/word/2018/wordml/cex" xmlns:w16cid="http://schemas.microsoft.com/office/word/2016/wordml/cid" xmlns:w16="http://schemas.microsoft.com/office/word/2018/wordml" xmlns:w16sdtdh="http://schemas.microsoft.com/office/word/2020/wordml/sdtdatahash" xmlns:w16se="http://schemas.microsoft.com/office/word/2015/wordml/symex" xmlns:wpg="http://schemas.microsoft.com/office/word/2010/wordprocessingGroup" xmlns:wpi="http://schemas.microsoft.com/office/word/2010/wordprocessingInk" xmlns:wne="http://schemas.microsoft.com/office/word/2006/wordml" xmlns:wps="http://schemas.microsoft.com/office/word/2010/wordprocessingShape" mc:Ignorable="w14 w15 w16se w16cid w16 w16cex w16sdtdh wp14">
   <w:body>
     <w:p>
-      <w:r>
-        <w:t xml:space="preserve">DERECHO DE PETICIÓN (Artículo 23 de la Constitución Política y Ley Estatutaria 1755 de 2015) DESTINATARIO:</w:t>
-      </w:r>
-    </w:p>
-    <w:p>
-      <w:r>
-        <w:t xml:space="preserve">SECRETARÍA DE EDUCACIÓN DE {{MUNICIPIO_O_DEPARTAMENTO_CERTIFICADO}} ALCALDÍA MUNICIPAL / GOBERNACIÓN DE {{NOMBRE_MUNICIPIO_O_DEPARTAMENTO}} Despacho del Secretario(a) de Educación / Dirección de Cobertura y Bienestar Estudiantil {{CIUDAD_Y_DEPARTAMENTO_SEDE_ENTIDAD}}</w:t>
-      </w:r>
-    </w:p>
-    <w:p>
-      <w:r>
-        <w:t xml:space="preserve">ASUNTO:</w:t>
-      </w:r>
-    </w:p>
-    <w:p>
-      <w:r>
-        <w:t xml:space="preserve">Derecho de Petición para la provisión, garantía y continuidad inmediata de la prestación del servicio de transporte escolar para estudiantes de zona rural/vulnerable.</w:t>
-      </w:r>
-    </w:p>
-    <w:p>
-      <w:r>
-        <w:t xml:space="preserve">INSTITUCIÓN EDUCATIVA:</w:t>
-      </w:r>
-    </w:p>
-    <w:p>
-      <w:r>
-        <w:t xml:space="preserve">{{NOMBRE_INSTITUCION_EDUCATIVA_Y_SEDE}}</w:t>
-      </w:r>
-    </w:p>
-    <w:p>
-      <w:r>
-        <w:t xml:space="preserve">UBICACIÓN / RUTA:</w:t>
-      </w:r>
-    </w:p>
-    <w:p>
-      <w:r>
-        <w:t xml:space="preserve">Vereda/Corregimiento/Barrio {{NOMBRE_VEREDA_O_SECTOR}}, Municipio de {{MUNICIPIO}}</w:t>
-      </w:r>
-    </w:p>
-    <w:p>
-      <w:r>
-        <w:t xml:space="preserve">BENEFICIARIO(S):</w:t>
-      </w:r>
-    </w:p>
-    <w:p>
-      <w:r>
-        <w:t xml:space="preserve">Menor(es) de edad {{NOMBRES_ESTUDIANTES_BENEFICIARIOS}}, matriculado(s) en el grado {{GRADO_ESCOLAR}}.</w:t>
-      </w:r>
-    </w:p>
-    <w:p>
-      <w:r>
-        <w:t xml:space="preserve">1. IDENTIFICACIÓN DEL PETICIONARIO {{NOMBRE_COMPLETO_PETICIONARIO}}, mayor de edad, identificado(a) con la cédula de ciudadanía No. {{NUMERO_CEDULA}} expedida en {{LUGAR_EXPEDICION_CEDULA}}, domiciliado(a) y residente en {{DIRECCION_RESIDENCIA_VEREDA_CORREGIMIENTO_MUNICIPIO}}, actuando en calidad de padre / madre / acudiente / representante legal del (de la) menor de edad {{NOMBRE_ESTUDIANTE}} (o en representación de la comunidad de padres de familia de la vereda {{NOMBRE_VEREDA}}), haciendo uso del derecho fundamental consagrado en el artículo 23 de la Constitución Política de Colombia, reglamentado por la Ley Estatutaria 1755 de 2015, me dirijo respetuosamente a su despacho para formular la presente solicitud.</w:t>
-      </w:r>
-    </w:p>
-    <w:p>
-      <w:r>
-        <w:t xml:space="preserve">2. HECHOS DE LA PETICIÓN 1. El (la) menor de edad {{NOMBRE_ESTUDIANTE}} se encuentra formalmente matriculado(a) para el año lectivo en curso en la Institución Educativa {{NOMBRE_INSTITUCION_EDUCATIVA}}, sede {{NOMBRE_SEDE}}, cursando el grado {{GRADO}}. 2. Nuestra residencia se encuentra ubicada en la vereda / sector rural de {{NOMBRE_VEREDA_O_BARRIO}}, sector que dista aproximadamente a {{DISTANCIA_O_TIEMPO_RECORRIDO}} de la sede educativa asignada. 3. Para asistir diariamente a sus clases, el (la) estudiante debe atravesar trayectos de difícil acceso, vías desprovistas de transporte público regular y/o zonas de alto riesgo para la seguridad física de los menores de edad. 4. Desde el día {{FECHA_SUSPENSION_O_FALTA_SERVICIO}} (o en lo que va corrido del calendario escolar), la Secretaría de Educación no ha garantizado ni contratado la prestación del servicio de transporte escolar para la ruta que cubre nuestro sector, o el servicio ha sido suspendido de forma intempestiva. 5. La falta de transporte escolar adecuado, seguro y continuo ha ocasionado que el (la) menor presente inasistencias reiteradas, deserción escolar temporal, o se vea expuesto(a) a extensas jornadas de caminata bajo inclemencias climáticas e inseguridad vial. Derecho de Petición - Transporte Escolar</w:t>
-      </w:r>
-    </w:p>
-    <w:p>
-      <w:r>
-        <w:t xml:space="preserve">Página 1 de 2</w:t>
-      </w:r>
-    </w:p>
-    <w:p>
-      <w:r>
-        <w:t xml:space="preserve">3. FUNDAMENTOS Y SUSTENTO JURÍDICO Fundamento la presente petición en las siguientes normas y jurisprudencia: Marco Constitucional: Artículos 23 (Derecho de Petición), 44 (Prevalencia de los derechos de los niños) y 67 (Derecho a la educación) de la Constitución Política. Marco Legal y Reglamentario: Ley 115 de 1994 (Arts. 5 y 138); Ley 1098 de 2006 - Código de la Infancia y la Adolescencia (Arts. 28 y 41); Decreto 1075 de 2015; Ley Estatutaria 1755 de 2015. Jurisprudencia Constitucional: Sentencias T-091 de 2024, T-200 de 2024, T-458 de 2013 y T-008 de 2016 (El transporte escolar es un componente esencial del acceso material a la educación rural).</w:t>
-      </w:r>
-    </w:p>
-    <w:p>
-      <w:r>
-        <w:t xml:space="preserve">4. PRETENSIONES 1. GARANTÍA Y PRESTACIÓN INMEDIATA DEL SERVICIO: Se ordene, disponga y ejecute de forma inmediata la puesta en funcionamiento de la ruta de transporte escolar para la vereda / sector {{NOMBRE_VEREDA_O_SECTOR}} con destino a la Institución Educativa {{NOMBRE_INSTITUCION_EDUCATIVA}}. 2. INFORME DE CONTRATACIÓN Y CRONOGRAMA: Se me informe de manera detallada el estado actual del proceso de contratación, operador adjudicado y fecha exacta de inicio o reanudación del servicio. 3. MEDIDAS DE ALTERNATIVIDAD / CONTINGENCIA: Se adopte de manera urgente un plan de contingencia o subsidio temporal para evitar la pérdida de jornadas escolares. 4. CONTINUIDAD DEL SERVICIO: Se garantice que la prestación del servicio no sufra nuevas interrupciones a lo largo del año lectivo.</w:t>
-      </w:r>
-    </w:p>
-    <w:p>
-      <w:r>
-        <w:t xml:space="preserve">5. PRUEBAS Y ANEXOS 1. Copia simple de mi documento de identidad (Cédula de Ciudadanía). 2. Copia del documento de identidad / Tarjeta de Identidad / Registro Civil del (de la) menor de edad. 3. Certificado de matrícula o constancia de estudio del año lectivo en curso. 4. {{CERTIFICADO_RESIDENCIA_JAC_OPCIONAL}} 5. {{LISTADO_FIRMAS_PADRES_AFECTADOS_OPCIONAL}}</w:t>
-      </w:r>
-    </w:p>
-    <w:p>
-      <w:r>
-        <w:t xml:space="preserve">6. NOTIFICACIONES Agradezco remitir cualquier comunicación o respuesta de fondo a las siguientes direcciones: Dirección Física / {{DIRECCION_COMPLETA_VEREDA_CORREGIMIENTO_MUNICIPIO_DEPARTAMENTO}} Correo Electrónico: {{DIRECCION_CORREO_ELECTRONICO_COMPLETA}} Teléfono / Celular / WhatsApp: {{NUMERO_TELEFONICO_CELULAR}}</w:t>
-      </w:r>
-    </w:p>
-    <w:p>
-      <w:r>
-        <w:t xml:space="preserve">Postal:</w:t>
-      </w:r>
-    </w:p>
-    <w:p>
-      <w:r>
-        <w:t xml:space="preserve">Atentamente, ____________________________________________ {{NOMBRE_COMPLETO_PETICIONARIO}} Derecho de Petición - Transporte Escolar</w:t>
-      </w:r>
-    </w:p>
-    <w:p>
-      <w:r>
-        <w:t xml:space="preserve">Página 2 de 2</w:t>
-      </w:r>
-    </w:p>
-    <w:sectPr/>
+      <w:pPr>
+        <w:spacing w:before="100" w:beforeAutospacing="1" w:after="100" w:afterAutospacing="1" w:line="240" w:lineRule="auto"/>
+        <w:rPr>
+          <w:rFonts w:ascii="Arial" w:hAnsi="Arial" w:cs="Arial"/>
+          <w:b/>
+          <w:bCs/>
+          <w:sz w:val="24"/>
+          <w:szCs w:val="24"/>
+        </w:rPr>
+      </w:pPr>
+      <w:r>
+        <w:rPr>
+          <w:rFonts w:ascii="Arial" w:hAnsi="Arial" w:cs="Arial"/>
+          <w:b/>
+          <w:bCs/>
+          <w:sz w:val="24"/>
+          <w:szCs w:val="24"/>
+        </w:rPr>
+        <w:t xml:space="preserve">{MUNICIPIO}, {DEPARTAMENTO}, {FECHA}</w:t>
+      </w:r>
+    </w:p>
+    <w:p>
+      <w:pPr>
+        <w:spacing w:before="100" w:beforeAutospacing="1" w:after="100" w:afterAutospacing="1" w:line="240" w:lineRule="auto"/>
+        <w:rPr>
+          <w:rFonts w:ascii="Arial" w:hAnsi="Arial" w:cs="Arial"/>
+          <w:sz w:val="24"/>
+          <w:szCs w:val="24"/>
+        </w:rPr>
+      </w:pPr>
+      <w:r>
+        <w:rPr>
+          <w:rFonts w:ascii="Arial" w:hAnsi="Arial" w:cs="Arial"/>
+          <w:sz w:val="24"/>
+          <w:szCs w:val="24"/>
+        </w:rPr>
+        <w:t xml:space="preserve">Señores</w:t>
+      </w:r>
+    </w:p>
+    <w:p>
+      <w:pPr>
+        <w:spacing w:before="100" w:beforeAutospacing="1" w:after="100" w:afterAutospacing="1" w:line="240" w:lineRule="auto"/>
+        <w:rPr>
+          <w:rFonts w:ascii="Arial" w:hAnsi="Arial" w:cs="Arial"/>
+          <w:b/>
+          <w:bCs/>
+          <w:sz w:val="24"/>
+          <w:szCs w:val="24"/>
+        </w:rPr>
+      </w:pPr>
+      <w:r>
+        <w:rPr>
+          <w:rFonts w:ascii="Arial" w:hAnsi="Arial" w:cs="Arial"/>
+          <w:b/>
+          <w:bCs/>
+          <w:sz w:val="24"/>
+          <w:szCs w:val="24"/>
+        </w:rPr>
+        <w:t xml:space="preserve">SECRETARÍA DE EDUCACIÓN DE {MUNICIPIO_O_DEPARTAMENTO_CERTIFICADO}</w:t>
+      </w:r>
+    </w:p>
+    <w:p>
+      <w:pPr>
+        <w:spacing w:before="100" w:beforeAutospacing="1" w:after="100" w:afterAutospacing="1" w:line="240" w:lineRule="auto"/>
+        <w:rPr>
+          <w:rFonts w:ascii="Arial" w:hAnsi="Arial" w:cs="Arial"/>
+          <w:b/>
+          <w:bCs/>
+          <w:sz w:val="24"/>
+          <w:szCs w:val="24"/>
+        </w:rPr>
+      </w:pPr>
+      <w:r>
+        <w:rPr>
+          <w:rFonts w:ascii="Arial" w:hAnsi="Arial" w:cs="Arial"/>
+          <w:b/>
+          <w:bCs/>
+          <w:sz w:val="24"/>
+          <w:szCs w:val="24"/>
+        </w:rPr>
+        <w:t xml:space="preserve">ALCALDÍA MUNICIPAL DE {MUNICIPIO}</w:t>
+      </w:r>
+    </w:p>
+    <w:p>
+      <w:pPr>
+        <w:spacing w:before="100" w:beforeAutospacing="1" w:after="100" w:afterAutospacing="1" w:line="240" w:lineRule="auto"/>
+        <w:rPr>
+          <w:rFonts w:ascii="Arial" w:hAnsi="Arial" w:cs="Arial"/>
+          <w:sz w:val="24"/>
+          <w:szCs w:val="24"/>
+        </w:rPr>
+      </w:pPr>
+      <w:r>
+        <w:rPr>
+          <w:rFonts w:ascii="Arial" w:hAnsi="Arial" w:cs="Arial"/>
+          <w:sz w:val="24"/>
+          <w:szCs w:val="24"/>
+        </w:rPr>
+        <w:t xml:space="preserve">{MUNICIPIO}, {DEPARTAMENTO}</w:t>
+      </w:r>
+    </w:p>
+    <w:p>
+      <w:pPr>
+        <w:spacing w:before="100" w:beforeAutospacing="1" w:after="100" w:afterAutospacing="1" w:line="240" w:lineRule="auto"/>
+        <w:rPr>
+          <w:rFonts w:ascii="Arial" w:hAnsi="Arial" w:cs="Arial"/>
+          <w:b/>
+          <w:bCs/>
+          <w:sz w:val="24"/>
+          <w:szCs w:val="24"/>
+        </w:rPr>
+      </w:pPr>
+      <w:r>
+        <w:rPr>
+          <w:rFonts w:ascii="Arial" w:hAnsi="Arial" w:cs="Arial"/>
+          <w:b/>
+          <w:bCs/>
+          <w:sz w:val="24"/>
+          <w:szCs w:val="24"/>
+        </w:rPr>
+        <w:t xml:space="preserve">ASUNTO: DERECHO DE PETICIÓN PARA LA PROVISIÓN Y CONTINUIDAD DE LA RUTA DE TRANSPORTE ESCOLAR RURAL.</w:t>
+      </w:r>
+    </w:p>
+    <w:p>
+      <w:pPr>
+        <w:spacing w:before="100" w:beforeAutospacing="1" w:after="100" w:afterAutospacing="1" w:line="240" w:lineRule="auto"/>
+        <w:rPr>
+          <w:rFonts w:ascii="Arial" w:hAnsi="Arial" w:cs="Arial"/>
+          <w:b/>
+          <w:bCs/>
+          <w:sz w:val="24"/>
+          <w:szCs w:val="24"/>
+        </w:rPr>
+      </w:pPr>
+      <w:r>
+        <w:rPr>
+          <w:rFonts w:ascii="Arial" w:hAnsi="Arial" w:cs="Arial"/>
+          <w:b/>
+          <w:bCs/>
+          <w:sz w:val="24"/>
+          <w:szCs w:val="24"/>
+        </w:rPr>
+        <w:t xml:space="preserve">PETICIONARIO(A): {NOMBRE_COMPLETO_PETICIONARIO}</w:t>
+      </w:r>
+    </w:p>
+    <w:p>
+      <w:pPr>
+        <w:spacing w:before="100" w:beforeAutospacing="1" w:after="100" w:afterAutospacing="1" w:line="240" w:lineRule="auto"/>
+        <w:rPr>
+          <w:rFonts w:ascii="Arial" w:hAnsi="Arial" w:cs="Arial"/>
+          <w:b/>
+          <w:bCs/>
+          <w:sz w:val="24"/>
+          <w:szCs w:val="24"/>
+        </w:rPr>
+      </w:pPr>
+      <w:r>
+        <w:rPr>
+          <w:rFonts w:ascii="Arial" w:hAnsi="Arial" w:cs="Arial"/>
+          <w:b/>
+          <w:bCs/>
+          <w:sz w:val="24"/>
+          <w:szCs w:val="24"/>
+        </w:rPr>
+        <w:t xml:space="preserve">INSTITUCIÓN EDUCATIVA: {NOMBRE_INSTITUCION_EDUCATIVA_Y_SEDE}</w:t>
+      </w:r>
+    </w:p>
+    <w:p>
+      <w:pPr>
+        <w:spacing w:before="100" w:beforeAutospacing="1" w:after="100" w:afterAutospacing="1" w:line="240" w:lineRule="auto"/>
+        <w:rPr>
+          <w:rFonts w:ascii="Arial" w:hAnsi="Arial" w:cs="Arial"/>
+          <w:b/>
+          <w:bCs/>
+          <w:sz w:val="24"/>
+          <w:szCs w:val="24"/>
+        </w:rPr>
+      </w:pPr>
+      <w:r>
+        <w:rPr>
+          <w:rFonts w:ascii="Arial" w:hAnsi="Arial" w:cs="Arial"/>
+          <w:b/>
+          <w:bCs/>
+          <w:sz w:val="24"/>
+          <w:szCs w:val="24"/>
+        </w:rPr>
+        <w:t xml:space="preserve">RUTA / SECTOR: {NOMBRE_VEREDA_O_SECTOR}</w:t>
+      </w:r>
+    </w:p>
+    <w:p>
+      <w:pPr>
+        <w:spacing w:before="100" w:beforeAutospacing="1" w:after="100" w:afterAutospacing="1" w:line="240" w:lineRule="auto"/>
+        <w:rPr>
+          <w:rFonts w:ascii="Arial" w:hAnsi="Arial" w:cs="Arial"/>
+          <w:sz w:val="24"/>
+          <w:szCs w:val="24"/>
+        </w:rPr>
+      </w:pPr>
+      <w:r>
+        <w:rPr>
+          <w:rFonts w:ascii="Arial" w:hAnsi="Arial" w:cs="Arial"/>
+          <w:sz w:val="24"/>
+          <w:szCs w:val="24"/>
+        </w:rPr>
+        <w:t xml:space="preserve">Yo, {NOMBRE_COMPLETO_PETICIONARIO}, identificado(a) con {TIPO_DOCUMENTO} No. {NUMERO_DOCUMENTO}, actuando en representación de los menores estudiantes de la comunidad rural, en ejercicio del artículo 23 de la C.P. y Ley 1755 de 2015, formulo respetuosa solicitud con base en los siguientes:</w:t>
+      </w:r>
+    </w:p>
+    <w:p>
+      <w:pPr>
+        <w:spacing w:before="180" w:beforeAutospacing="1" w:after="100" w:afterAutospacing="1" w:line="240" w:lineRule="auto"/>
+        <w:rPr>
+          <w:rFonts w:ascii="Arial" w:hAnsi="Arial" w:cs="Arial"/>
+          <w:b/>
+          <w:bCs/>
+          <w:sz w:val="24"/>
+          <w:szCs w:val="24"/>
+        </w:rPr>
+      </w:pPr>
+      <w:r>
+        <w:rPr>
+          <w:rFonts w:ascii="Arial" w:hAnsi="Arial" w:cs="Arial"/>
+          <w:b/>
+          <w:bCs/>
+          <w:sz w:val="24"/>
+          <w:szCs w:val="24"/>
+        </w:rPr>
+        <w:t xml:space="preserve">HECHOS</w:t>
+      </w:r>
+    </w:p>
+    <w:p>
+      <w:pPr>
+        <w:spacing w:before="100" w:beforeAutospacing="1" w:after="100" w:afterAutospacing="1" w:line="240" w:lineRule="auto"/>
+        <w:rPr>
+          <w:rFonts w:ascii="Arial" w:hAnsi="Arial" w:cs="Arial"/>
+          <w:sz w:val="24"/>
+          <w:szCs w:val="24"/>
+        </w:rPr>
+      </w:pPr>
+      <w:r>
+        <w:rPr>
+          <w:rFonts w:ascii="Arial" w:hAnsi="Arial" w:cs="Arial"/>
+          <w:b/>
+          <w:bCs/>
+          <w:sz w:val="24"/>
+          <w:szCs w:val="24"/>
+        </w:rPr>
+        <w:t xml:space="preserve">PRIMERO. </w:t>
+      </w:r>
+      <w:r>
+        <w:rPr>
+          <w:rFonts w:ascii="Arial" w:hAnsi="Arial" w:cs="Arial"/>
+          <w:sz w:val="24"/>
+          <w:szCs w:val="24"/>
+        </w:rPr>
+        <w:t xml:space="preserve">En la vereda / corregimiento de {NOMBRE_VEREDA_O_SECTOR}, municipio de {MUNICIPIO}, residen niños, niñas y adolescentes matriculados en la institución educativa {NOMBRE_INSTITUCION_EDUCATIVA_Y_SEDE}.</w:t>
+      </w:r>
+    </w:p>
+    <w:p>
+      <w:pPr>
+        <w:spacing w:before="100" w:beforeAutospacing="1" w:after="100" w:afterAutospacing="1" w:line="240" w:lineRule="auto"/>
+        <w:rPr>
+          <w:rFonts w:ascii="Arial" w:hAnsi="Arial" w:cs="Arial"/>
+          <w:sz w:val="24"/>
+          <w:szCs w:val="24"/>
+        </w:rPr>
+      </w:pPr>
+      <w:r>
+        <w:rPr>
+          <w:rFonts w:ascii="Arial" w:hAnsi="Arial" w:cs="Arial"/>
+          <w:b/>
+          <w:bCs/>
+          <w:sz w:val="24"/>
+          <w:szCs w:val="24"/>
+        </w:rPr>
+        <w:t xml:space="preserve">SEGUNDO. </w:t>
+      </w:r>
+      <w:r>
+        <w:rPr>
+          <w:rFonts w:ascii="Arial" w:hAnsi="Arial" w:cs="Arial"/>
+          <w:sz w:val="24"/>
+          <w:szCs w:val="24"/>
+        </w:rPr>
+        <w:t xml:space="preserve">Actualmente no se encuentra en operación el servicio de transporte escolar rural, encontrándose los menores sin ruta para desplazarse diariamente a sus jornadas académicas.</w:t>
+      </w:r>
+    </w:p>
+    <w:p>
+      <w:pPr>
+        <w:spacing w:before="100" w:beforeAutospacing="1" w:after="100" w:afterAutospacing="1" w:line="240" w:lineRule="auto"/>
+        <w:rPr>
+          <w:rFonts w:ascii="Arial" w:hAnsi="Arial" w:cs="Arial"/>
+          <w:sz w:val="24"/>
+          <w:szCs w:val="24"/>
+        </w:rPr>
+      </w:pPr>
+      <w:r>
+        <w:rPr>
+          <w:rFonts w:ascii="Arial" w:hAnsi="Arial" w:cs="Arial"/>
+          <w:b/>
+          <w:bCs/>
+          <w:sz w:val="24"/>
+          <w:szCs w:val="24"/>
+        </w:rPr>
+        <w:t xml:space="preserve">TERCERO. </w:t>
+      </w:r>
+      <w:r>
+        <w:rPr>
+          <w:rFonts w:ascii="Arial" w:hAnsi="Arial" w:cs="Arial"/>
+          <w:sz w:val="24"/>
+          <w:szCs w:val="24"/>
+        </w:rPr>
+        <w:t xml:space="preserve">La distancia y condiciones geográficas entre la vereda y el centro educativo (varios kilómetros de trayecto a pie por caminos destapados) exponen la seguridad de los menores e incrementan la deserción escolar.</w:t>
+      </w:r>
+    </w:p>
+    <w:p>
+      <w:pPr>
+        <w:spacing w:before="100" w:beforeAutospacing="1" w:after="100" w:afterAutospacing="1" w:line="240" w:lineRule="auto"/>
+        <w:rPr>
+          <w:rFonts w:ascii="Arial" w:hAnsi="Arial" w:cs="Arial"/>
+          <w:sz w:val="24"/>
+          <w:szCs w:val="24"/>
+        </w:rPr>
+      </w:pPr>
+      <w:r>
+        <w:rPr>
+          <w:rFonts w:ascii="Arial" w:hAnsi="Arial" w:cs="Arial"/>
+          <w:b/>
+          <w:bCs/>
+          <w:sz w:val="24"/>
+          <w:szCs w:val="24"/>
+        </w:rPr>
+        <w:t xml:space="preserve">CUARTO. </w:t>
+      </w:r>
+      <w:r>
+        <w:rPr>
+          <w:rFonts w:ascii="Arial" w:hAnsi="Arial" w:cs="Arial"/>
+          <w:sz w:val="24"/>
+          <w:szCs w:val="24"/>
+        </w:rPr>
+        <w:t xml:space="preserve">El transporte escolar es una condición indispensable de permanencia en el sistema educativo, especialmente en la ruralidad colombiana.</w:t>
+      </w:r>
+    </w:p>
+    <w:p>
+      <w:pPr>
+        <w:spacing w:before="180" w:beforeAutospacing="1" w:after="100" w:afterAutospacing="1" w:line="240" w:lineRule="auto"/>
+        <w:rPr>
+          <w:rFonts w:ascii="Arial" w:hAnsi="Arial" w:cs="Arial"/>
+          <w:b/>
+          <w:bCs/>
+          <w:sz w:val="24"/>
+          <w:szCs w:val="24"/>
+        </w:rPr>
+      </w:pPr>
+      <w:r>
+        <w:rPr>
+          <w:rFonts w:ascii="Arial" w:hAnsi="Arial" w:cs="Arial"/>
+          <w:b/>
+          <w:bCs/>
+          <w:sz w:val="24"/>
+          <w:szCs w:val="24"/>
+        </w:rPr>
+        <w:t xml:space="preserve">PETICIONES</w:t>
+      </w:r>
+    </w:p>
+    <w:p>
+      <w:pPr>
+        <w:spacing w:before="100" w:beforeAutospacing="1" w:after="100" w:afterAutospacing="1" w:line="240" w:lineRule="auto"/>
+        <w:rPr>
+          <w:rFonts w:ascii="Arial" w:hAnsi="Arial" w:cs="Arial"/>
+          <w:sz w:val="24"/>
+          <w:szCs w:val="24"/>
+        </w:rPr>
+      </w:pPr>
+      <w:r>
+        <w:rPr>
+          <w:rFonts w:ascii="Arial" w:hAnsi="Arial" w:cs="Arial"/>
+          <w:sz w:val="24"/>
+          <w:szCs w:val="24"/>
+        </w:rPr>
+        <w:t xml:space="preserve">Solicito respetuosamente a las autoridades educativas y municipales:</w:t>
+      </w:r>
+    </w:p>
+    <w:p>
+      <w:pPr>
+        <w:spacing w:before="100" w:beforeAutospacing="1" w:after="100" w:afterAutospacing="1" w:line="240" w:lineRule="auto"/>
+        <w:rPr>
+          <w:rFonts w:ascii="Arial" w:hAnsi="Arial" w:cs="Arial"/>
+          <w:sz w:val="24"/>
+          <w:szCs w:val="24"/>
+        </w:rPr>
+      </w:pPr>
+      <w:r>
+        <w:rPr>
+          <w:rFonts w:ascii="Arial" w:hAnsi="Arial" w:cs="Arial"/>
+          <w:b/>
+          <w:bCs/>
+          <w:sz w:val="24"/>
+          <w:szCs w:val="24"/>
+        </w:rPr>
+        <w:t xml:space="preserve">PRIMERO. </w:t>
+      </w:r>
+      <w:r>
+        <w:rPr>
+          <w:rFonts w:ascii="Arial" w:hAnsi="Arial" w:cs="Arial"/>
+          <w:sz w:val="24"/>
+          <w:szCs w:val="24"/>
+        </w:rPr>
+        <w:t xml:space="preserve">Habilitar y contratar de manera prioritaria la ruta de transporte escolar que cubra el sector de {NOMBRE_VEREDA_O_SECTOR} hacia la institución educativa.</w:t>
+      </w:r>
+    </w:p>
+    <w:p>
+      <w:pPr>
+        <w:spacing w:before="100" w:beforeAutospacing="1" w:after="100" w:afterAutospacing="1" w:line="240" w:lineRule="auto"/>
+        <w:rPr>
+          <w:rFonts w:ascii="Arial" w:hAnsi="Arial" w:cs="Arial"/>
+          <w:sz w:val="24"/>
+          <w:szCs w:val="24"/>
+        </w:rPr>
+      </w:pPr>
+      <w:r>
+        <w:rPr>
+          <w:rFonts w:ascii="Arial" w:hAnsi="Arial" w:cs="Arial"/>
+          <w:b/>
+          <w:bCs/>
+          <w:sz w:val="24"/>
+          <w:szCs w:val="24"/>
+        </w:rPr>
+        <w:t xml:space="preserve">SEGUNDO. </w:t>
+      </w:r>
+      <w:r>
+        <w:rPr>
+          <w:rFonts w:ascii="Arial" w:hAnsi="Arial" w:cs="Arial"/>
+          <w:sz w:val="24"/>
+          <w:szCs w:val="24"/>
+        </w:rPr>
+        <w:t xml:space="preserve">Informar el estado presupuestal y de contratación del servicio de transporte escolar rural para la presente vigencia lectiva.</w:t>
+      </w:r>
+    </w:p>
+    <w:p>
+      <w:pPr>
+        <w:spacing w:before="100" w:beforeAutospacing="1" w:after="100" w:afterAutospacing="1" w:line="240" w:lineRule="auto"/>
+        <w:rPr>
+          <w:rFonts w:ascii="Arial" w:hAnsi="Arial" w:cs="Arial"/>
+          <w:sz w:val="24"/>
+          <w:szCs w:val="24"/>
+        </w:rPr>
+      </w:pPr>
+      <w:r>
+        <w:rPr>
+          <w:rFonts w:ascii="Arial" w:hAnsi="Arial" w:cs="Arial"/>
+          <w:b/>
+          <w:bCs/>
+          <w:sz w:val="24"/>
+          <w:szCs w:val="24"/>
+        </w:rPr>
+        <w:t xml:space="preserve">TERCERO. </w:t>
+      </w:r>
+      <w:r>
+        <w:rPr>
+          <w:rFonts w:ascii="Arial" w:hAnsi="Arial" w:cs="Arial"/>
+          <w:sz w:val="24"/>
+          <w:szCs w:val="24"/>
+        </w:rPr>
+        <w:t xml:space="preserve">Adoptar las medidas de contingencia que garanticen la asistencia regular y el bienestar de los estudiantes afectados.</w:t>
+      </w:r>
+    </w:p>
+    <w:p>
+      <w:pPr>
+        <w:spacing w:before="180" w:beforeAutospacing="1" w:after="100" w:afterAutospacing="1" w:line="240" w:lineRule="auto"/>
+        <w:rPr>
+          <w:rFonts w:ascii="Arial" w:hAnsi="Arial" w:cs="Arial"/>
+          <w:b/>
+          <w:bCs/>
+          <w:sz w:val="24"/>
+          <w:szCs w:val="24"/>
+        </w:rPr>
+      </w:pPr>
+      <w:r>
+        <w:rPr>
+          <w:rFonts w:ascii="Arial" w:hAnsi="Arial" w:cs="Arial"/>
+          <w:b/>
+          <w:bCs/>
+          <w:sz w:val="24"/>
+          <w:szCs w:val="24"/>
+        </w:rPr>
+        <w:t xml:space="preserve">FUNDAMENTOS DE DERECHO</w:t>
+      </w:r>
+    </w:p>
+    <w:p>
+      <w:pPr>
+        <w:spacing w:before="100" w:beforeAutospacing="1" w:after="100" w:afterAutospacing="1" w:line="240" w:lineRule="auto"/>
+        <w:rPr>
+          <w:rFonts w:ascii="Arial" w:hAnsi="Arial" w:cs="Arial"/>
+          <w:sz w:val="24"/>
+          <w:szCs w:val="24"/>
+        </w:rPr>
+      </w:pPr>
+      <w:r>
+        <w:rPr>
+          <w:rFonts w:ascii="Arial" w:hAnsi="Arial" w:cs="Arial"/>
+          <w:b/>
+          <w:bCs/>
+          <w:sz w:val="24"/>
+          <w:szCs w:val="24"/>
+        </w:rPr>
+        <w:t xml:space="preserve">PRIMERO. </w:t>
+      </w:r>
+      <w:r>
+        <w:rPr>
+          <w:rFonts w:ascii="Arial" w:hAnsi="Arial" w:cs="Arial"/>
+          <w:sz w:val="24"/>
+          <w:szCs w:val="24"/>
+        </w:rPr>
+        <w:t xml:space="preserve">Artículos 44 y 67 de la Constitución Política: Los derechos de los niños prevalecen y el Estado debe garantizar el acceso y la permanencia en la educación.</w:t>
+      </w:r>
+    </w:p>
+    <w:p>
+      <w:pPr>
+        <w:spacing w:before="100" w:beforeAutospacing="1" w:after="100" w:afterAutospacing="1" w:line="240" w:lineRule="auto"/>
+        <w:rPr>
+          <w:rFonts w:ascii="Arial" w:hAnsi="Arial" w:cs="Arial"/>
+          <w:sz w:val="24"/>
+          <w:szCs w:val="24"/>
+        </w:rPr>
+      </w:pPr>
+      <w:r>
+        <w:rPr>
+          <w:rFonts w:ascii="Arial" w:hAnsi="Arial" w:cs="Arial"/>
+          <w:b/>
+          <w:bCs/>
+          <w:sz w:val="24"/>
+          <w:szCs w:val="24"/>
+        </w:rPr>
+        <w:t xml:space="preserve">SEGUNDO. </w:t>
+      </w:r>
+      <w:r>
+        <w:rPr>
+          <w:rFonts w:ascii="Arial" w:hAnsi="Arial" w:cs="Arial"/>
+          <w:sz w:val="24"/>
+          <w:szCs w:val="24"/>
+        </w:rPr>
+        <w:t xml:space="preserve">La Corte Constitucional (Sentencia T-008 de 2016 y T-458 de 2018) ha reiterado que el transporte escolar en zonas rurales es componente fundamental de la accesibilidad material a la educación.</w:t>
+      </w:r>
+    </w:p>
+    <w:p>
+      <w:pPr>
+        <w:spacing w:before="180" w:beforeAutospacing="1" w:after="100" w:afterAutospacing="1" w:line="240" w:lineRule="auto"/>
+        <w:rPr>
+          <w:rFonts w:ascii="Arial" w:hAnsi="Arial" w:cs="Arial"/>
+          <w:b/>
+          <w:bCs/>
+          <w:sz w:val="24"/>
+          <w:szCs w:val="24"/>
+        </w:rPr>
+      </w:pPr>
+      <w:r>
+        <w:rPr>
+          <w:rFonts w:ascii="Arial" w:hAnsi="Arial" w:cs="Arial"/>
+          <w:b/>
+          <w:bCs/>
+          <w:sz w:val="24"/>
+          <w:szCs w:val="24"/>
+        </w:rPr>
+        <w:t xml:space="preserve">NOTIFICACIONES</w:t>
+      </w:r>
+    </w:p>
+    <w:p>
+      <w:pPr>
+        <w:spacing w:before="100" w:beforeAutospacing="1" w:after="100" w:afterAutospacing="1" w:line="240" w:lineRule="auto"/>
+        <w:rPr>
+          <w:rFonts w:ascii="Arial" w:hAnsi="Arial" w:cs="Arial"/>
+          <w:sz w:val="24"/>
+          <w:szCs w:val="24"/>
+        </w:rPr>
+      </w:pPr>
+      <w:r>
+        <w:rPr>
+          <w:rFonts w:ascii="Arial" w:hAnsi="Arial" w:cs="Arial"/>
+          <w:sz w:val="24"/>
+          <w:szCs w:val="24"/>
+        </w:rPr>
+        <w:t xml:space="preserve">Recibiré notificaciones en: {DIRECCION_RESIDENCIA_VEREDA_CORREGIMIENTO_MUNICIPIO}.</w:t>
+      </w:r>
+    </w:p>
+    <w:p>
+      <w:pPr>
+        <w:spacing w:before="100" w:beforeAutospacing="1" w:after="100" w:afterAutospacing="1" w:line="240" w:lineRule="auto"/>
+        <w:rPr>
+          <w:rFonts w:ascii="Arial" w:hAnsi="Arial" w:cs="Arial"/>
+          <w:sz w:val="24"/>
+          <w:szCs w:val="24"/>
+        </w:rPr>
+      </w:pPr>
+      <w:r>
+        <w:rPr>
+          <w:rFonts w:ascii="Arial" w:hAnsi="Arial" w:cs="Arial"/>
+          <w:sz w:val="24"/>
+          <w:szCs w:val="24"/>
+        </w:rPr>
+        <w:t xml:space="preserve">Correo electrónico: {DIRECCION_CORREO_ELECTRONICO_COMPLETA}.</w:t>
+      </w:r>
+    </w:p>
+    <w:p>
+      <w:pPr>
+        <w:spacing w:before="100" w:beforeAutospacing="1" w:after="100" w:afterAutospacing="1" w:line="240" w:lineRule="auto"/>
+        <w:rPr>
+          <w:rFonts w:ascii="Arial" w:hAnsi="Arial" w:cs="Arial"/>
+          <w:sz w:val="24"/>
+          <w:szCs w:val="24"/>
+        </w:rPr>
+      </w:pPr>
+      <w:r>
+        <w:rPr>
+          <w:rFonts w:ascii="Arial" w:hAnsi="Arial" w:cs="Arial"/>
+          <w:sz w:val="24"/>
+          <w:szCs w:val="24"/>
+        </w:rPr>
+        <w:t xml:space="preserve">Teléfono celular: {NUMERO_TELEFONO}.</w:t>
+      </w:r>
+    </w:p>
+    <w:p>
+      <w:pPr>
+        <w:spacing w:before="140" w:beforeAutospacing="1" w:after="100" w:afterAutospacing="1" w:line="240" w:lineRule="auto"/>
+        <w:rPr>
+          <w:rFonts w:ascii="Arial" w:hAnsi="Arial" w:cs="Arial"/>
+          <w:sz w:val="24"/>
+          <w:szCs w:val="24"/>
+        </w:rPr>
+      </w:pPr>
+      <w:r>
+        <w:rPr>
+          <w:rFonts w:ascii="Arial" w:hAnsi="Arial" w:cs="Arial"/>
+          <w:sz w:val="24"/>
+          <w:szCs w:val="24"/>
+        </w:rPr>
+        <w:t xml:space="preserve">Cordialmente,</w:t>
+      </w:r>
+    </w:p>
+    <w:p>
+      <w:pPr>
+        <w:spacing w:before="100" w:beforeAutospacing="1" w:after="100" w:afterAutospacing="1" w:line="240" w:lineRule="auto"/>
+        <w:rPr>
+          <w:rFonts w:ascii="Arial" w:hAnsi="Arial" w:cs="Arial"/>
+          <w:sz w:val="24"/>
+          <w:szCs w:val="24"/>
+        </w:rPr>
+      </w:pPr>
+      <w:r>
+        <w:rPr>
+          <w:rFonts w:ascii="Arial" w:hAnsi="Arial" w:cs="Arial"/>
+          <w:sz w:val="24"/>
+          <w:szCs w:val="24"/>
+        </w:rPr>
+        <w:t xml:space="preserve"/>
+      </w:r>
+    </w:p>
+    <w:p>
+      <w:pPr>
+        <w:spacing w:before="100" w:beforeAutospacing="1" w:after="100" w:afterAutospacing="1" w:line="240" w:lineRule="auto"/>
+        <w:rPr>
+          <w:rFonts w:ascii="Arial" w:hAnsi="Arial" w:cs="Arial"/>
+          <w:b/>
+          <w:bCs/>
+          <w:sz w:val="24"/>
+          <w:szCs w:val="24"/>
+        </w:rPr>
+      </w:pPr>
+      <w:r>
+        <w:rPr>
+          <w:rFonts w:ascii="Arial" w:hAnsi="Arial" w:cs="Arial"/>
+          <w:b/>
+          <w:bCs/>
+          <w:sz w:val="24"/>
+          <w:szCs w:val="24"/>
+        </w:rPr>
+        <w:t xml:space="preserve">{NOMBRE_COMPLETO_PETICIONARIO}</w:t>
+      </w:r>
+    </w:p>
+    <w:p>
+      <w:pPr>
+        <w:spacing w:before="100" w:beforeAutospacing="1" w:after="100" w:afterAutospacing="1" w:line="240" w:lineRule="auto"/>
+        <w:rPr>
+          <w:rFonts w:ascii="Arial" w:hAnsi="Arial" w:cs="Arial"/>
+          <w:sz w:val="24"/>
+          <w:szCs w:val="24"/>
+        </w:rPr>
+      </w:pPr>
+      <w:r>
+        <w:rPr>
+          <w:rFonts w:ascii="Arial" w:hAnsi="Arial" w:cs="Arial"/>
+          <w:sz w:val="24"/>
+          <w:szCs w:val="24"/>
+        </w:rPr>
+        <w:t xml:space="preserve">C.C. No. {NUMERO_DOCUMENTO}</w:t>
+      </w:r>
+    </w:p>
+    <w:sectPr>
+      <w:pgSz w:w="12240" w:h="15840" w:orient="portrait"/>
+      <w:pgMar w:top="1417" w:right="1701" w:bottom="1417" w:left="1701" w:header="708" w:footer="708" w:gutter="0"/>
+      <w:cols w:space="708"/>
+      <w:docGrid w:linePitch="360"/>
+    </w:sectPr>
   </w:body>
 </w:document>
 </file>
@@ -110,13 +711,13 @@
 <file path=word/numbering.xml><?xml version="1.0" encoding="utf-8"?>
 <w:numbering xmlns:wpc="http://schemas.microsoft.com/office/word/2010/wordprocessingCanvas" xmlns:cx="http://schemas.microsoft.com/office/drawing/2014/chartex" xmlns:cx1="http://schemas.microsoft.com/office/drawing/2015/9/8/chartex" xmlns:cx2="http://schemas.microsoft.com/office/drawing/2015/10/21/chartex" xmlns:cx3="http://schemas.microsoft.com/office/drawing/2016/5/9/chartex" xmlns:cx4="http://schemas.microsoft.com/office/drawing/2016/5/10/chartex" xmlns:cx5="http://schemas.microsoft.com/office/drawing/2016/5/11/chartex" xmlns:cx6="http://schemas.microsoft.com/office/drawing/2016/5/12/chartex" xmlns:cx7="http://schemas.microsoft.com/office/drawing/2016/5/13/chartex" xmlns:cx8="http://schemas.microsoft.com/office/drawing/2016/5/14/chartex" xmlns:mc="http://schemas.openxmlformats.org/markup-compatibility/2006" xmlns:aink="http://schemas.microsoft.com/office/drawing/2016/ink" xmlns:am3d="http://schemas.microsoft.com/office/drawing/2017/model3d" xmlns:o="urn:schemas-microsoft-com:office:office" xmlns:r="http://schemas.openxmlformats.org/officeDocument/2006/relationships" xmlns:m="http://schemas.openxmlformats.org/officeDocument/2006/math" xmlns:v="urn:schemas-microsoft-com:vml" xmlns:wp14="http://schemas.microsoft.com/office/word/2010/wordprocessingDrawing" xmlns:wp="http://schemas.openxmlformats.org/drawingml/2006/wordprocessingDrawing" xmlns:w10="urn:schemas-microsoft-com:office:word" xmlns:w="http://schemas.openxmlformats.org/wordprocessingml/2006/main" xmlns:w14="http://schemas.microsoft.com/office/word/2010/wordml" xmlns:w15="http://schemas.microsoft.com/office/word/2012/wordml" xmlns:w16cex="http://schemas.microsoft.com/office/word/2018/wordml/cex" xmlns:w16cid="http://schemas.microsoft.com/office/word/2016/wordml/cid" xmlns:w16="http://schemas.microsoft.com/office/word/2018/wordml" xmlns:w16sdtdh="http://schemas.microsoft.com/office/word/2020/wordml/sdtdatahash" xmlns:w16se="http://schemas.microsoft.com/office/word/2015/wordml/symex" xmlns:wpg="http://schemas.microsoft.com/office/word/2010/wordprocessingGroup" xmlns:wpi="http://schemas.microsoft.com/office/word/2010/wordprocessingInk" xmlns:wne="http://schemas.microsoft.com/office/word/2006/wordml" xmlns:wps="http://schemas.microsoft.com/office/word/2010/wordprocessingShape" mc:Ignorable="w14 w15 w16se w16cid w16 w16cex w16sdtdh wp14">
   <w:abstractNum w:abstractNumId="0" w15:restartNumberingAfterBreak="0">
-    <w:nsid w:val="018F06A7"/>
+    <w:nsid w:val="1F401510"/>
     <w:multiLevelType w:val="multilevel"/>
-    <w:tmpl w:val="C108E6D6"/>
+    <w:tmpl w:val="65F872FA"/>
     <w:lvl w:ilvl="0">
       <w:start w:val="1"/>
-      <w:numFmt w:val="bullet"/>
-      <w:lvlText w:val=""/>
+      <w:numFmt w:val="decimal"/>
+      <w:lvlText w:val="%1."/>
       <w:lvlJc w:val="left"/>
       <w:pPr>
         <w:tabs>
@@ -124,15 +725,11 @@
         </w:tabs>
         <w:ind w:left="720" w:hanging="360"/>
       </w:pPr>
-      <w:rPr>
-        <w:rFonts w:ascii="Symbol" w:hAnsi="Symbol" w:hint="default"/>
-        <w:sz w:val="20"/>
-      </w:rPr>
     </w:lvl>
     <w:lvl w:ilvl="1" w:tentative="1">
       <w:start w:val="1"/>
-      <w:numFmt w:val="bullet"/>
-      <w:lvlText w:val="o"/>
+      <w:numFmt w:val="decimal"/>
+      <w:lvlText w:val="%2."/>
       <w:lvlJc w:val="left"/>
       <w:pPr>
         <w:tabs>
@@ -140,15 +737,11 @@
         </w:tabs>
         <w:ind w:left="1440" w:hanging="360"/>
       </w:pPr>
-      <w:rPr>
-        <w:rFonts w:ascii="Courier New" w:hAnsi="Courier New" w:hint="default"/>
-        <w:sz w:val="20"/>
-      </w:rPr>
     </w:lvl>
     <w:lvl w:ilvl="2" w:tentative="1">
       <w:start w:val="1"/>
-      <w:numFmt w:val="bullet"/>
-      <w:lvlText w:val=""/>
+      <w:numFmt w:val="decimal"/>
+      <w:lvlText w:val="%3."/>
       <w:lvlJc w:val="left"/>
       <w:pPr>
         <w:tabs>
@@ -156,15 +749,11 @@
         </w:tabs>
         <w:ind w:left="2160" w:hanging="360"/>
       </w:pPr>
-      <w:rPr>
-        <w:rFonts w:ascii="Wingdings" w:hAnsi="Wingdings" w:hint="default"/>
-        <w:sz w:val="20"/>
-      </w:rPr>
     </w:lvl>
     <w:lvl w:ilvl="3" w:tentative="1">
       <w:start w:val="1"/>
-      <w:numFmt w:val="bullet"/>
-      <w:lvlText w:val=""/>
+      <w:numFmt w:val="decimal"/>
+      <w:lvlText w:val="%4."/>
       <w:lvlJc w:val="left"/>
       <w:pPr>
         <w:tabs>
@@ -172,15 +761,11 @@
         </w:tabs>
         <w:ind w:left="2880" w:hanging="360"/>
       </w:pPr>
-      <w:rPr>
-        <w:rFonts w:ascii="Wingdings" w:hAnsi="Wingdings" w:hint="default"/>
-        <w:sz w:val="20"/>
-      </w:rPr>
     </w:lvl>
     <w:lvl w:ilvl="4" w:tentative="1">
       <w:start w:val="1"/>
-      <w:numFmt w:val="bullet"/>
-      <w:lvlText w:val=""/>
+      <w:numFmt w:val="decimal"/>
+      <w:lvlText w:val="%5."/>
       <w:lvlJc w:val="left"/>
       <w:pPr>
         <w:tabs>
@@ -188,15 +773,11 @@
         </w:tabs>
         <w:ind w:left="3600" w:hanging="360"/>
       </w:pPr>
-      <w:rPr>
-        <w:rFonts w:ascii="Wingdings" w:hAnsi="Wingdings" w:hint="default"/>
-        <w:sz w:val="20"/>
-      </w:rPr>
     </w:lvl>
     <w:lvl w:ilvl="5" w:tentative="1">
       <w:start w:val="1"/>
-      <w:numFmt w:val="bullet"/>
-      <w:lvlText w:val=""/>
+      <w:numFmt w:val="decimal"/>
+      <w:lvlText w:val="%6."/>
       <w:lvlJc w:val="left"/>
       <w:pPr>
         <w:tabs>
@@ -204,15 +785,11 @@
         </w:tabs>
         <w:ind w:left="4320" w:hanging="360"/>
       </w:pPr>
-      <w:rPr>
-        <w:rFonts w:ascii="Wingdings" w:hAnsi="Wingdings" w:hint="default"/>
-        <w:sz w:val="20"/>
-      </w:rPr>
     </w:lvl>
     <w:lvl w:ilvl="6" w:tentative="1">
       <w:start w:val="1"/>
-      <w:numFmt w:val="bullet"/>
-      <w:lvlText w:val=""/>
+      <w:numFmt w:val="decimal"/>
+      <w:lvlText w:val="%7."/>
       <w:lvlJc w:val="left"/>
       <w:pPr>
         <w:tabs>
@@ -220,15 +797,11 @@
         </w:tabs>
         <w:ind w:left="5040" w:hanging="360"/>
       </w:pPr>
-      <w:rPr>
-        <w:rFonts w:ascii="Wingdings" w:hAnsi="Wingdings" w:hint="default"/>
-        <w:sz w:val="20"/>
-      </w:rPr>
     </w:lvl>
     <w:lvl w:ilvl="7" w:tentative="1">
       <w:start w:val="1"/>
-      <w:numFmt w:val="bullet"/>
-      <w:lvlText w:val=""/>
+      <w:numFmt w:val="decimal"/>
+      <w:lvlText w:val="%8."/>
       <w:lvlJc w:val="left"/>
       <w:pPr>
         <w:tabs>
@@ -236,15 +809,11 @@
         </w:tabs>
         <w:ind w:left="5760" w:hanging="360"/>
       </w:pPr>
-      <w:rPr>
-        <w:rFonts w:ascii="Wingdings" w:hAnsi="Wingdings" w:hint="default"/>
-        <w:sz w:val="20"/>
-      </w:rPr>
     </w:lvl>
     <w:lvl w:ilvl="8" w:tentative="1">
       <w:start w:val="1"/>
-      <w:numFmt w:val="bullet"/>
-      <w:lvlText w:val=""/>
+      <w:numFmt w:val="decimal"/>
+      <w:lvlText w:val="%9."/>
       <w:lvlJc w:val="left"/>
       <w:pPr>
         <w:tabs>
@@ -252,10 +821,6 @@
         </w:tabs>
         <w:ind w:left="6480" w:hanging="360"/>
       </w:pPr>
-      <w:rPr>
-        <w:rFonts w:ascii="Wingdings" w:hAnsi="Wingdings" w:hint="default"/>
-        <w:sz w:val="20"/>
-      </w:rPr>
     </w:lvl>
   </w:abstractNum>
   <w:num w:numId="1">
@@ -269,7 +834,7 @@
   <w:docDefaults>
     <w:rPrDefault>
       <w:rPr>
-        <w:rFonts w:asciiTheme="minorHAnsi" w:eastAsiaTheme="minorHAnsi" w:hAnsiTheme="minorHAnsi" w:cstheme="minorBidi"/>
+        <w:rFonts w:asciiTheme="minorHAnsi" w:hAnsiTheme="minorHAnsi" w:eastAsiaTheme="minorHAnsi" w:cstheme="minorBidi"/>
         <w:sz w:val="22"/>
         <w:szCs w:val="22"/>
         <w:lang w:val="es-CO" w:eastAsia="en-US" w:bidi="ar-SA"/>
@@ -284,14 +849,14 @@
   <w:latentStyles w:defLockedState="0" w:defUIPriority="99" w:defSemiHidden="0" w:defUnhideWhenUsed="0" w:defQFormat="0" w:count="376">
     <w:lsdException w:name="Normal" w:uiPriority="0" w:qFormat="1"/>
     <w:lsdException w:name="heading 1" w:uiPriority="9" w:qFormat="1"/>
-    <w:lsdException w:name="heading 2" w:semiHidden="1" w:uiPriority="9" w:unhideWhenUsed="1" w:qFormat="1"/>
-    <w:lsdException w:name="heading 3" w:semiHidden="1" w:uiPriority="9" w:unhideWhenUsed="1" w:qFormat="1"/>
-    <w:lsdException w:name="heading 4" w:semiHidden="1" w:uiPriority="9" w:unhideWhenUsed="1" w:qFormat="1"/>
-    <w:lsdException w:name="heading 5" w:semiHidden="1" w:uiPriority="9" w:unhideWhenUsed="1" w:qFormat="1"/>
-    <w:lsdException w:name="heading 6" w:semiHidden="1" w:uiPriority="9" w:unhideWhenUsed="1" w:qFormat="1"/>
-    <w:lsdException w:name="heading 7" w:semiHidden="1" w:uiPriority="9" w:unhideWhenUsed="1" w:qFormat="1"/>
-    <w:lsdException w:name="heading 8" w:semiHidden="1" w:uiPriority="9" w:unhideWhenUsed="1" w:qFormat="1"/>
-    <w:lsdException w:name="heading 9" w:semiHidden="1" w:uiPriority="9" w:unhideWhenUsed="1" w:qFormat="1"/>
+    <w:lsdException w:name="heading 2" w:uiPriority="9" w:semiHidden="1" w:unhideWhenUsed="1" w:qFormat="1"/>
+    <w:lsdException w:name="heading 3" w:uiPriority="9" w:semiHidden="1" w:unhideWhenUsed="1" w:qFormat="1"/>
+    <w:lsdException w:name="heading 4" w:uiPriority="9" w:semiHidden="1" w:unhideWhenUsed="1" w:qFormat="1"/>
+    <w:lsdException w:name="heading 5" w:uiPriority="9" w:semiHidden="1" w:unhideWhenUsed="1" w:qFormat="1"/>
+    <w:lsdException w:name="heading 6" w:uiPriority="9" w:semiHidden="1" w:unhideWhenUsed="1" w:qFormat="1"/>
+    <w:lsdException w:name="heading 7" w:uiPriority="9" w:semiHidden="1" w:unhideWhenUsed="1" w:qFormat="1"/>
+    <w:lsdException w:name="heading 8" w:uiPriority="9" w:semiHidden="1" w:unhideWhenUsed="1" w:qFormat="1"/>
+    <w:lsdException w:name="heading 9" w:uiPriority="9" w:semiHidden="1" w:unhideWhenUsed="1" w:qFormat="1"/>
     <w:lsdException w:name="index 1" w:semiHidden="1" w:unhideWhenUsed="1"/>
     <w:lsdException w:name="index 2" w:semiHidden="1" w:unhideWhenUsed="1"/>
     <w:lsdException w:name="index 3" w:semiHidden="1" w:unhideWhenUsed="1"/>
@@ -301,22 +866,22 @@
     <w:lsdException w:name="index 7" w:semiHidden="1" w:unhideWhenUsed="1"/>
     <w:lsdException w:name="index 8" w:semiHidden="1" w:unhideWhenUsed="1"/>
     <w:lsdException w:name="index 9" w:semiHidden="1" w:unhideWhenUsed="1"/>
-    <w:lsdException w:name="toc 1" w:semiHidden="1" w:uiPriority="39" w:unhideWhenUsed="1"/>
-    <w:lsdException w:name="toc 2" w:semiHidden="1" w:uiPriority="39" w:unhideWhenUsed="1"/>
-    <w:lsdException w:name="toc 3" w:semiHidden="1" w:uiPriority="39" w:unhideWhenUsed="1"/>
-    <w:lsdException w:name="toc 4" w:semiHidden="1" w:uiPriority="39" w:unhideWhenUsed="1"/>
-    <w:lsdException w:name="toc 5" w:semiHidden="1" w:uiPriority="39" w:unhideWhenUsed="1"/>
-    <w:lsdException w:name="toc 6" w:semiHidden="1" w:uiPriority="39" w:unhideWhenUsed="1"/>
-    <w:lsdException w:name="toc 7" w:semiHidden="1" w:uiPriority="39" w:unhideWhenUsed="1"/>
-    <w:lsdException w:name="toc 8" w:semiHidden="1" w:uiPriority="39" w:unhideWhenUsed="1"/>
-    <w:lsdException w:name="toc 9" w:semiHidden="1" w:uiPriority="39" w:unhideWhenUsed="1"/>
+    <w:lsdException w:name="toc 1" w:uiPriority="39" w:semiHidden="1" w:unhideWhenUsed="1"/>
+    <w:lsdException w:name="toc 2" w:uiPriority="39" w:semiHidden="1" w:unhideWhenUsed="1"/>
+    <w:lsdException w:name="toc 3" w:uiPriority="39" w:semiHidden="1" w:unhideWhenUsed="1"/>
+    <w:lsdException w:name="toc 4" w:uiPriority="39" w:semiHidden="1" w:unhideWhenUsed="1"/>
+    <w:lsdException w:name="toc 5" w:uiPriority="39" w:semiHidden="1" w:unhideWhenUsed="1"/>
+    <w:lsdException w:name="toc 6" w:uiPriority="39" w:semiHidden="1" w:unhideWhenUsed="1"/>
+    <w:lsdException w:name="toc 7" w:uiPriority="39" w:semiHidden="1" w:unhideWhenUsed="1"/>
+    <w:lsdException w:name="toc 8" w:uiPriority="39" w:semiHidden="1" w:unhideWhenUsed="1"/>
+    <w:lsdException w:name="toc 9" w:uiPriority="39" w:semiHidden="1" w:unhideWhenUsed="1"/>
     <w:lsdException w:name="Normal Indent" w:semiHidden="1" w:unhideWhenUsed="1"/>
     <w:lsdException w:name="footnote text" w:semiHidden="1" w:unhideWhenUsed="1"/>
     <w:lsdException w:name="annotation text" w:semiHidden="1" w:unhideWhenUsed="1"/>
     <w:lsdException w:name="header" w:semiHidden="1" w:unhideWhenUsed="1"/>
     <w:lsdException w:name="footer" w:semiHidden="1" w:unhideWhenUsed="1"/>
     <w:lsdException w:name="index heading" w:semiHidden="1" w:unhideWhenUsed="1"/>
-    <w:lsdException w:name="caption" w:semiHidden="1" w:uiPriority="35" w:unhideWhenUsed="1" w:qFormat="1"/>
+    <w:lsdException w:name="caption" w:uiPriority="35" w:semiHidden="1" w:unhideWhenUsed="1" w:qFormat="1"/>
     <w:lsdException w:name="table of figures" w:semiHidden="1" w:unhideWhenUsed="1"/>
     <w:lsdException w:name="envelope address" w:semiHidden="1" w:unhideWhenUsed="1"/>
     <w:lsdException w:name="envelope return" w:semiHidden="1" w:unhideWhenUsed="1"/>
@@ -347,7 +912,7 @@
     <w:lsdException w:name="Title" w:uiPriority="10" w:qFormat="1"/>
     <w:lsdException w:name="Closing" w:semiHidden="1" w:unhideWhenUsed="1"/>
     <w:lsdException w:name="Signature" w:semiHidden="1" w:unhideWhenUsed="1"/>
-    <w:lsdException w:name="Default Paragraph Font" w:semiHidden="1" w:uiPriority="1" w:unhideWhenUsed="1"/>
+    <w:lsdException w:name="Default Paragraph Font" w:uiPriority="1" w:semiHidden="1" w:unhideWhenUsed="1"/>
     <w:lsdException w:name="Body Text" w:semiHidden="1" w:unhideWhenUsed="1"/>
     <w:lsdException w:name="Body Text Indent" w:semiHidden="1" w:unhideWhenUsed="1"/>
     <w:lsdException w:name="List Continue" w:semiHidden="1" w:unhideWhenUsed="1"/>
@@ -547,8 +1112,8 @@
     <w:lsdException w:name="Subtle Reference" w:uiPriority="31" w:qFormat="1"/>
     <w:lsdException w:name="Intense Reference" w:uiPriority="32" w:qFormat="1"/>
     <w:lsdException w:name="Book Title" w:uiPriority="33" w:qFormat="1"/>
-    <w:lsdException w:name="Bibliography" w:semiHidden="1" w:uiPriority="37" w:unhideWhenUsed="1"/>
-    <w:lsdException w:name="TOC Heading" w:semiHidden="1" w:uiPriority="39" w:unhideWhenUsed="1" w:qFormat="1"/>
+    <w:lsdException w:name="Bibliography" w:uiPriority="37" w:semiHidden="1" w:unhideWhenUsed="1"/>
+    <w:lsdException w:name="TOC Heading" w:uiPriority="39" w:semiHidden="1" w:unhideWhenUsed="1" w:qFormat="1"/>
     <w:lsdException w:name="Plain Table 1" w:uiPriority="41"/>
     <w:lsdException w:name="Plain Table 2" w:uiPriority="42"/>
     <w:lsdException w:name="Plain Table 3" w:uiPriority="43"/>
@@ -659,30 +1224,9 @@
     <w:lsdException w:name="Unresolved Mention" w:semiHidden="1" w:unhideWhenUsed="1"/>
     <w:lsdException w:name="Smart Link" w:semiHidden="1" w:unhideWhenUsed="1"/>
   </w:latentStyles>
-  <w:style w:type="paragraph" w:default="1" w:styleId="Normal">
+  <w:style w:type="paragraph" w:styleId="Normal" w:default="1">
     <w:name w:val="Normal"/>
     <w:qFormat/>
-  </w:style>
-  <w:style w:type="paragraph" w:styleId="Ttulo1">
-    <w:name w:val="heading 1"/>
-    <w:basedOn w:val="Normal"/>
-    <w:link w:val="Ttulo1Car"/>
-    <w:uiPriority w:val="9"/>
-    <w:qFormat/>
-    <w:rsid w:val="002677BE"/>
-    <w:pPr>
-      <w:spacing w:before="100" w:beforeAutospacing="1" w:after="100" w:afterAutospacing="1" w:line="240" w:lineRule="auto"/>
-      <w:outlineLvl w:val="0"/>
-    </w:pPr>
-    <w:rPr>
-      <w:rFonts w:ascii="Times New Roman" w:eastAsia="Times New Roman" w:hAnsi="Times New Roman" w:cs="Times New Roman"/>
-      <w:b/>
-      <w:bCs/>
-      <w:kern w:val="36"/>
-      <w:sz w:val="48"/>
-      <w:szCs w:val="48"/>
-      <w:lang w:eastAsia="es-CO"/>
-    </w:rPr>
   </w:style>
   <w:style w:type="paragraph" w:styleId="Ttulo2">
     <w:name w:val="heading 2"/>
@@ -690,13 +1234,13 @@
     <w:link w:val="Ttulo2Car"/>
     <w:uiPriority w:val="9"/>
     <w:qFormat/>
-    <w:rsid w:val="002677BE"/>
+    <w:rsid w:val="002B4425"/>
     <w:pPr>
       <w:spacing w:before="100" w:beforeAutospacing="1" w:after="100" w:afterAutospacing="1" w:line="240" w:lineRule="auto"/>
       <w:outlineLvl w:val="1"/>
     </w:pPr>
     <w:rPr>
-      <w:rFonts w:ascii="Times New Roman" w:eastAsia="Times New Roman" w:hAnsi="Times New Roman" w:cs="Times New Roman"/>
+      <w:rFonts w:ascii="Times New Roman" w:hAnsi="Times New Roman" w:eastAsia="Times New Roman" w:cs="Times New Roman"/>
       <w:b/>
       <w:bCs/>
       <w:sz w:val="36"/>
@@ -704,13 +1248,13 @@
       <w:lang w:eastAsia="es-CO"/>
     </w:rPr>
   </w:style>
-  <w:style w:type="character" w:default="1" w:styleId="Fuentedeprrafopredeter">
+  <w:style w:type="character" w:styleId="Fuentedeprrafopredeter" w:default="1">
     <w:name w:val="Default Paragraph Font"/>
     <w:uiPriority w:val="1"/>
     <w:semiHidden/>
     <w:unhideWhenUsed/>
   </w:style>
-  <w:style w:type="table" w:default="1" w:styleId="Tablanormal">
+  <w:style w:type="table" w:styleId="Tablanormal" w:default="1">
     <w:name w:val="Normal Table"/>
     <w:uiPriority w:val="99"/>
     <w:semiHidden/>
@@ -725,36 +1269,20 @@
       </w:tblCellMar>
     </w:tblPr>
   </w:style>
-  <w:style w:type="numbering" w:default="1" w:styleId="Sinlista">
+  <w:style w:type="numbering" w:styleId="Sinlista" w:default="1">
     <w:name w:val="No List"/>
     <w:uiPriority w:val="99"/>
     <w:semiHidden/>
     <w:unhideWhenUsed/>
   </w:style>
-  <w:style w:type="character" w:customStyle="1" w:styleId="Ttulo1Car">
-    <w:name w:val="Título 1 Car"/>
-    <w:basedOn w:val="Fuentedeprrafopredeter"/>
-    <w:link w:val="Ttulo1"/>
-    <w:uiPriority w:val="9"/>
-    <w:rsid w:val="002677BE"/>
-    <w:rPr>
-      <w:rFonts w:ascii="Times New Roman" w:eastAsia="Times New Roman" w:hAnsi="Times New Roman" w:cs="Times New Roman"/>
-      <w:b/>
-      <w:bCs/>
-      <w:kern w:val="36"/>
-      <w:sz w:val="48"/>
-      <w:szCs w:val="48"/>
-      <w:lang w:eastAsia="es-CO"/>
-    </w:rPr>
-  </w:style>
-  <w:style w:type="character" w:customStyle="1" w:styleId="Ttulo2Car">
+  <w:style w:type="character" w:styleId="Ttulo2Car" w:customStyle="1">
     <w:name w:val="Título 2 Car"/>
     <w:basedOn w:val="Fuentedeprrafopredeter"/>
     <w:link w:val="Ttulo2"/>
     <w:uiPriority w:val="9"/>
-    <w:rsid w:val="002677BE"/>
+    <w:rsid w:val="002B4425"/>
     <w:rPr>
-      <w:rFonts w:ascii="Times New Roman" w:eastAsia="Times New Roman" w:hAnsi="Times New Roman" w:cs="Times New Roman"/>
+      <w:rFonts w:ascii="Times New Roman" w:hAnsi="Times New Roman" w:eastAsia="Times New Roman" w:cs="Times New Roman"/>
       <w:b/>
       <w:bCs/>
       <w:sz w:val="36"/>
@@ -768,12 +1296,12 @@
     <w:uiPriority w:val="99"/>
     <w:semiHidden/>
     <w:unhideWhenUsed/>
-    <w:rsid w:val="002677BE"/>
+    <w:rsid w:val="002B4425"/>
     <w:pPr>
       <w:spacing w:before="100" w:beforeAutospacing="1" w:after="100" w:afterAutospacing="1" w:line="240" w:lineRule="auto"/>
     </w:pPr>
     <w:rPr>
-      <w:rFonts w:ascii="Times New Roman" w:eastAsia="Times New Roman" w:hAnsi="Times New Roman" w:cs="Times New Roman"/>
+      <w:rFonts w:ascii="Times New Roman" w:hAnsi="Times New Roman" w:eastAsia="Times New Roman" w:cs="Times New Roman"/>
       <w:sz w:val="24"/>
       <w:szCs w:val="24"/>
       <w:lang w:eastAsia="es-CO"/>
@@ -784,17 +1312,29 @@
     <w:basedOn w:val="Fuentedeprrafopredeter"/>
     <w:uiPriority w:val="22"/>
     <w:qFormat/>
-    <w:rsid w:val="002677BE"/>
+    <w:rsid w:val="002B4425"/>
     <w:rPr>
       <w:b/>
       <w:bCs/>
+    </w:rPr>
+  </w:style>
+  <w:style w:type="character" w:styleId="Hipervnculo">
+    <w:name w:val="Hyperlink"/>
+    <w:basedOn w:val="Fuentedeprrafopredeter"/>
+    <w:uiPriority w:val="99"/>
+    <w:semiHidden/>
+    <w:unhideWhenUsed/>
+    <w:rsid w:val="002B4425"/>
+    <w:rPr>
+      <w:color w:val="0000FF"/>
+      <w:u w:val="single"/>
     </w:rPr>
   </w:style>
 </w:styles>
 </file>
 
 <file path=word/theme/theme1.xml><?xml version="1.0" encoding="utf-8"?>
-<a:theme xmlns:a="http://schemas.openxmlformats.org/drawingml/2006/main" name="Tema de Office">
+<a:theme xmlns:a="http://schemas.openxmlformats.org/drawingml/2006/main" xmlns:thm15="http://schemas.microsoft.com/office/thememl/2012/main" name="Tema de Office">
   <a:themeElements>
     <a:clrScheme name="Office">
       <a:dk1>
